--- a/pr-preview/pr-236/limit-theorems.docx
+++ b/pr-preview/pr-236/limit-theorems.docx
@@ -15,7 +15,7 @@
         <w:pStyle w:val="Date"/>
       </w:pPr>
       <w:r>
-        <w:t xml:space="preserve">Last modified: 2026-10-22 00:43:28 (PDT)</w:t>
+        <w:t xml:space="preserve">Last modified: 2026-10-22 01:13:58 (PDT)</w:t>
       </w:r>
     </w:p>
     <w:bookmarkStart w:id="45" w:name="sec-clt"/>
@@ -3134,181 +3134,10 @@
         </m:oMath>
       </m:oMathPara>
     </w:p>
+    <w:bookmarkStart w:id="24" w:name="cor-mean-iid-moments"/>
     <w:p>
       <w:pPr>
         <w:pStyle w:val="FirstParagraph"/>
-      </w:pPr>
-      <w:r>
-        <w:rPr>
-          <w:i/>
-          <w:iCs/>
-        </w:rPr>
-        <w:t xml:space="preserve">Remark</w:t>
-      </w:r>
-      <w:r>
-        <w:t xml:space="preserve">. </w:t>
-      </w:r>
-      <w:hyperlink w:anchor="thm-sum-iid-moments">
-        <w:r>
-          <w:rPr>
-            <w:rStyle w:val="Hyperlink"/>
-          </w:rPr>
-          <w:t xml:space="preserve">Theorem 2</w:t>
-        </w:r>
-      </w:hyperlink>
-      <w:r>
-        <w:t xml:space="preserve"> </w:t>
-      </w:r>
-      <w:r>
-        <w:t xml:space="preserve">follows from the two results named in its statement.</w:t>
-      </w:r>
-      <w:r>
-        <w:t xml:space="preserve"> </w:t>
-      </w:r>
-      <w:r>
-        <w:t xml:space="preserve">It does not depend on</w:t>
-      </w:r>
-      <w:r>
-        <w:t xml:space="preserve"> </w:t>
-      </w:r>
-      <w:hyperlink w:anchor="thm-clt">
-        <w:r>
-          <w:rPr>
-            <w:rStyle w:val="Hyperlink"/>
-          </w:rPr>
-          <w:t xml:space="preserve">Theorem 1</w:t>
-        </w:r>
-      </w:hyperlink>
-      <w:r>
-        <w:t xml:space="preserve"> </w:t>
-      </w:r>
-      <w:r>
-        <w:t xml:space="preserve">or</w:t>
-      </w:r>
-      <w:r>
-        <w:t xml:space="preserve"> </w:t>
-      </w:r>
-      <w:hyperlink w:anchor="cor-clt-sum">
-        <w:r>
-          <w:rPr>
-            <w:rStyle w:val="Hyperlink"/>
-          </w:rPr>
-          <w:t xml:space="preserve">Corollary 1</w:t>
-        </w:r>
-      </w:hyperlink>
-      <w:r>
-        <w:t xml:space="preserve">;</w:t>
-      </w:r>
-      <w:r>
-        <w:t xml:space="preserve"> </w:t>
-      </w:r>
-      <w:hyperlink w:anchor="cor-clt-sum">
-        <w:r>
-          <w:rPr>
-            <w:rStyle w:val="Hyperlink"/>
-          </w:rPr>
-          <w:t xml:space="preserve">Corollary 1</w:t>
-        </w:r>
-      </w:hyperlink>
-      <w:r>
-        <w:t xml:space="preserve"> </w:t>
-      </w:r>
-      <w:r>
-        <w:t xml:space="preserve">centers and scales</w:t>
-      </w:r>
-      <w:r>
-        <w:t xml:space="preserve"> </w:t>
-      </w:r>
-      <m:oMath>
-        <m:sSub>
-          <m:e>
-            <m:r>
-              <m:t>S</m:t>
-            </m:r>
-          </m:e>
-          <m:sub>
-            <m:r>
-              <m:t>n</m:t>
-            </m:r>
-          </m:sub>
-        </m:sSub>
-      </m:oMath>
-      <w:r>
-        <w:t xml:space="preserve"> </w:t>
-      </w:r>
-      <w:r>
-        <w:t xml:space="preserve">using the values</w:t>
-      </w:r>
-      <w:r>
-        <w:t xml:space="preserve"> </w:t>
-      </w:r>
-      <m:oMath>
-        <m:r>
-          <m:t>n</m:t>
-        </m:r>
-        <m:r>
-          <m:t>μ</m:t>
-        </m:r>
-      </m:oMath>
-      <w:r>
-        <w:t xml:space="preserve"> </w:t>
-      </w:r>
-      <w:r>
-        <w:t xml:space="preserve">and</w:t>
-      </w:r>
-      <w:r>
-        <w:t xml:space="preserve"> </w:t>
-      </w:r>
-      <m:oMath>
-        <m:rad>
-          <m:radPr>
-            <m:degHide m:val="on"/>
-          </m:radPr>
-          <m:deg/>
-          <m:e>
-            <m:r>
-              <m:t>n</m:t>
-            </m:r>
-            <m:sSup>
-              <m:e>
-                <m:r>
-                  <m:t>σ</m:t>
-                </m:r>
-              </m:e>
-              <m:sup>
-                <m:r>
-                  <m:t>2</m:t>
-                </m:r>
-              </m:sup>
-            </m:sSup>
-          </m:e>
-        </m:rad>
-      </m:oMath>
-      <w:r>
-        <w:t xml:space="preserve"> </w:t>
-      </w:r>
-      <w:r>
-        <w:t xml:space="preserve">from</w:t>
-      </w:r>
-      <w:r>
-        <w:t xml:space="preserve"> </w:t>
-      </w:r>
-      <w:hyperlink w:anchor="thm-sum-iid-moments">
-        <w:r>
-          <w:rPr>
-            <w:rStyle w:val="Hyperlink"/>
-          </w:rPr>
-          <w:t xml:space="preserve">Theorem 2</w:t>
-        </w:r>
-      </w:hyperlink>
-      <w:r>
-        <w:t xml:space="preserve">.</w:t>
-      </w:r>
-    </w:p>
-    <w:bookmarkStart w:id="24" w:name="cor-mean-iid-moments"/>
-    <w:p>
-      <w:pPr>
-        <w:pStyle w:val="BodyText"/>
       </w:pPr>
       <w:r>
         <w:rPr>
